--- a/public/tours/international/asia/itineraries/6 Days Vietnam Explorer Delight.docx
+++ b/public/tours/international/asia/itineraries/6 Days Vietnam Explorer Delight.docx
@@ -1,6 +1,6 @@
 
 <file path=word/document.xml><?xml version="1.0" encoding="utf-8"?>
-<w:document xmlns:wpc="http://schemas.microsoft.com/office/word/2010/wordprocessingCanvas" xmlns:mc="http://schemas.openxmlformats.org/markup-compatibility/2006" xmlns:o="urn:schemas-microsoft-com:office:office" xmlns:r="http://schemas.openxmlformats.org/officeDocument/2006/relationships" xmlns:m="http://schemas.openxmlformats.org/officeDocument/2006/math" xmlns:v="urn:schemas-microsoft-com:vml" xmlns:wp14="http://schemas.microsoft.com/office/word/2010/wordprocessingDrawing" xmlns:wp="http://schemas.openxmlformats.org/drawingml/2006/wordprocessingDrawing" xmlns:w10="urn:schemas-microsoft-com:office:word" xmlns:w="http://schemas.openxmlformats.org/wordprocessingml/2006/main" xmlns:w14="http://schemas.microsoft.com/office/word/2010/wordml" xmlns:w15="http://schemas.microsoft.com/office/word/2012/wordml" xmlns:wpg="http://schemas.microsoft.com/office/word/2010/wordprocessingGroup" xmlns:wpi="http://schemas.microsoft.com/office/word/2010/wordprocessingInk" xmlns:wne="http://schemas.microsoft.com/office/word/2006/wordml" xmlns:wps="http://schemas.microsoft.com/office/word/2010/wordprocessingShape" mc:Ignorable="w14 w15 wp14">
+<w:document xmlns:wpc="http://schemas.microsoft.com/office/word/2010/wordprocessingCanvas" xmlns:cx="http://schemas.microsoft.com/office/drawing/2014/chartex" xmlns:cx1="http://schemas.microsoft.com/office/drawing/2015/9/8/chartex" xmlns:cx2="http://schemas.microsoft.com/office/drawing/2015/10/21/chartex" xmlns:cx3="http://schemas.microsoft.com/office/drawing/2016/5/9/chartex" xmlns:cx4="http://schemas.microsoft.com/office/drawing/2016/5/10/chartex" xmlns:cx5="http://schemas.microsoft.com/office/drawing/2016/5/11/chartex" xmlns:cx6="http://schemas.microsoft.com/office/drawing/2016/5/12/chartex" xmlns:cx7="http://schemas.microsoft.com/office/drawing/2016/5/13/chartex" xmlns:cx8="http://schemas.microsoft.com/office/drawing/2016/5/14/chartex" xmlns:mc="http://schemas.openxmlformats.org/markup-compatibility/2006" xmlns:aink="http://schemas.microsoft.com/office/drawing/2016/ink" xmlns:am3d="http://schemas.microsoft.com/office/drawing/2017/model3d" xmlns:o="urn:schemas-microsoft-com:office:office" xmlns:r="http://schemas.openxmlformats.org/officeDocument/2006/relationships" xmlns:m="http://schemas.openxmlformats.org/officeDocument/2006/math" xmlns:v="urn:schemas-microsoft-com:vml" xmlns:wp14="http://schemas.microsoft.com/office/word/2010/wordprocessingDrawing" xmlns:wp="http://schemas.openxmlformats.org/drawingml/2006/wordprocessingDrawing" xmlns:w10="urn:schemas-microsoft-com:office:word" xmlns:w="http://schemas.openxmlformats.org/wordprocessingml/2006/main" xmlns:w14="http://schemas.microsoft.com/office/word/2010/wordml" xmlns:w15="http://schemas.microsoft.com/office/word/2012/wordml" xmlns:w16cid="http://schemas.microsoft.com/office/word/2016/wordml/cid" xmlns:w16se="http://schemas.microsoft.com/office/word/2015/wordml/symex" xmlns:wpg="http://schemas.microsoft.com/office/word/2010/wordprocessingGroup" xmlns:wpi="http://schemas.microsoft.com/office/word/2010/wordprocessingInk" xmlns:wne="http://schemas.microsoft.com/office/word/2006/wordml" xmlns:wps="http://schemas.microsoft.com/office/word/2010/wordprocessingShape" mc:Ignorable="w14 w15 w16se w16cid wp14">
   <w:body>
     <w:p>
       <w:pPr>
@@ -10,7 +10,6 @@
           <w:lang w:eastAsia="en-IN"/>
         </w:rPr>
       </w:pPr>
-      <w:bookmarkStart w:id="0" w:name="_GoBack"/>
       <w:r>
         <w:rPr>
           <w:rFonts w:ascii="Arial" w:eastAsia="Times New Roman" w:hAnsi="Arial" w:cs="Arial"/>
@@ -22,7 +21,6 @@
         </w:rPr>
         <w:t>6 Days Vietnam Explorer Delight</w:t>
       </w:r>
-      <w:bookmarkEnd w:id="0"/>
       <w:r>
         <w:rPr>
           <w:rFonts w:ascii="Arial" w:eastAsia="Times New Roman" w:hAnsi="Arial" w:cs="Arial"/>
@@ -33,7 +31,9 @@
           <v:rect id="_x0000_i1025" style="width:0;height:1.5pt" o:hralign="center" o:hrstd="t" o:hr="t" fillcolor="#a0a0a0" stroked="f"/>
         </w:pict>
       </w:r>
-      <w:r>
+    </w:p>
+    <w:p>
+      <w:pPr>
         <w:rPr>
           <w:rFonts w:ascii="Arial" w:eastAsia="Times New Roman" w:hAnsi="Arial" w:cs="Arial"/>
           <w:b/>
@@ -41,6 +41,24 @@
           <w:color w:val="222222"/>
           <w:lang w:eastAsia="en-IN"/>
         </w:rPr>
+      </w:pPr>
+    </w:p>
+    <w:p>
+      <w:pPr>
+        <w:rPr>
+          <w:rFonts w:ascii="Arial" w:eastAsia="Times New Roman" w:hAnsi="Arial" w:cs="Arial"/>
+          <w:color w:val="222222"/>
+          <w:lang w:eastAsia="en-IN"/>
+        </w:rPr>
+      </w:pPr>
+      <w:r>
+        <w:rPr>
+          <w:rFonts w:ascii="Arial" w:eastAsia="Times New Roman" w:hAnsi="Arial" w:cs="Arial"/>
+          <w:b/>
+          <w:bCs/>
+          <w:color w:val="222222"/>
+          <w:lang w:eastAsia="en-IN"/>
+        </w:rPr>
         <w:t>Overview:</w:t>
       </w:r>
     </w:p>
@@ -58,25 +76,7 @@
           <w:color w:val="222222"/>
           <w:lang w:eastAsia="en-IN"/>
         </w:rPr>
-        <w:t xml:space="preserve">Explore the cultural charm of Vietnam covering Hanoi, the scenic Halong Bay, and vibrant </w:t>
-      </w:r>
-      <w:proofErr w:type="spellStart"/>
-      <w:r>
-        <w:rPr>
-          <w:rFonts w:ascii="Arial" w:eastAsia="Times New Roman" w:hAnsi="Arial" w:cs="Arial"/>
-          <w:color w:val="222222"/>
-          <w:lang w:eastAsia="en-IN"/>
-        </w:rPr>
-        <w:t>Ho</w:t>
-      </w:r>
-      <w:proofErr w:type="spellEnd"/>
-      <w:r>
-        <w:rPr>
-          <w:rFonts w:ascii="Arial" w:eastAsia="Times New Roman" w:hAnsi="Arial" w:cs="Arial"/>
-          <w:color w:val="222222"/>
-          <w:lang w:eastAsia="en-IN"/>
-        </w:rPr>
-        <w:t xml:space="preserve"> Chi Minh City.</w:t>
+        <w:t>Explore the cultural charm of Vietnam covering Hanoi, the scenic Halong Bay, and vibrant Ho Chi Minh City.</w:t>
       </w:r>
       <w:r>
         <w:rPr>
@@ -352,25 +352,7 @@
           <w:color w:val="222222"/>
           <w:lang w:eastAsia="en-IN"/>
         </w:rPr>
-        <w:t xml:space="preserve">2N Hanoi – </w:t>
-      </w:r>
-      <w:proofErr w:type="spellStart"/>
-      <w:r>
-        <w:rPr>
-          <w:rFonts w:ascii="Arial" w:eastAsia="Times New Roman" w:hAnsi="Arial" w:cs="Arial"/>
-          <w:color w:val="222222"/>
-          <w:lang w:eastAsia="en-IN"/>
-        </w:rPr>
-        <w:t>Thang</w:t>
-      </w:r>
-      <w:proofErr w:type="spellEnd"/>
-      <w:r>
-        <w:rPr>
-          <w:rFonts w:ascii="Arial" w:eastAsia="Times New Roman" w:hAnsi="Arial" w:cs="Arial"/>
-          <w:color w:val="222222"/>
-          <w:lang w:eastAsia="en-IN"/>
-        </w:rPr>
-        <w:t xml:space="preserve"> Long Opera Hotel 4</w:t>
+        <w:t>2N Hanoi – Thang Long Opera Hotel 4</w:t>
       </w:r>
       <w:r>
         <w:rPr>
@@ -716,7 +698,16 @@
           <w:lang w:eastAsia="en-IN"/>
         </w:rPr>
         <w:br/>
-        <w:t xml:space="preserve">After breakfast, transfer to airport for flight to Ho Chi Minh City. Upon arrival, proceed for city tour covering Notre Dame Cathedral, Central Post Office, People’s Committee Hall, Opera House, and War Remnants Museum. Shopping at Ben Thanh Market. Dinner and overnight stay. </w:t>
+        <w:t xml:space="preserve">After breakfast, transfer to airport for flight to Ho Chi Minh City. Upon arrival, proceed for city </w:t>
+      </w:r>
+      <w:r>
+        <w:rPr>
+          <w:rFonts w:ascii="Arial" w:eastAsia="Times New Roman" w:hAnsi="Arial" w:cs="Arial"/>
+          <w:color w:val="222222"/>
+          <w:lang w:eastAsia="en-IN"/>
+        </w:rPr>
+        <w:lastRenderedPageBreak/>
+        <w:t xml:space="preserve">tour covering Notre Dame Cathedral, Central Post Office, People’s Committee Hall, Opera House, and War Remnants Museum. Shopping at Ben Thanh Market. Dinner and overnight stay. </w:t>
       </w:r>
       <w:r>
         <w:rPr>
@@ -734,7 +725,6 @@
           <w:color w:val="222222"/>
           <w:lang w:eastAsia="en-IN"/>
         </w:rPr>
-        <w:lastRenderedPageBreak/>
         <w:pict w14:anchorId="41B36434">
           <v:rect id="_x0000_i1032" style="width:0;height:1.5pt" o:hralign="center" o:hrstd="t" o:hr="t" fillcolor="#a0a0a0" stroked="f"/>
         </w:pict>
@@ -896,7 +886,6 @@
       <w:r>
         <w:rPr>
           <w:rFonts w:ascii="Arial" w:eastAsia="Times New Roman" w:hAnsi="Arial" w:cs="Arial"/>
-          <w:b/>
           <w:bCs/>
           <w:color w:val="222222"/>
           <w:lang w:eastAsia="en-IN"/>
@@ -936,7 +925,6 @@
       <w:r>
         <w:rPr>
           <w:rFonts w:ascii="Arial" w:eastAsia="Times New Roman" w:hAnsi="Arial" w:cs="Arial"/>
-          <w:b/>
           <w:bCs/>
           <w:color w:val="222222"/>
           <w:lang w:eastAsia="en-IN"/>
@@ -946,7 +934,6 @@
       <w:r>
         <w:rPr>
           <w:rFonts w:ascii="Segoe UI Symbol" w:eastAsia="Times New Roman" w:hAnsi="Segoe UI Symbol" w:cs="Segoe UI Symbol"/>
-          <w:b/>
           <w:bCs/>
           <w:color w:val="222222"/>
           <w:lang w:eastAsia="en-IN"/>
@@ -956,7 +943,6 @@
       <w:r>
         <w:rPr>
           <w:rFonts w:ascii="Arial" w:eastAsia="Times New Roman" w:hAnsi="Arial" w:cs="Arial"/>
-          <w:b/>
           <w:bCs/>
           <w:color w:val="222222"/>
           <w:lang w:eastAsia="en-IN"/>
@@ -966,7 +952,6 @@
       <w:r>
         <w:rPr>
           <w:rFonts w:ascii="Segoe UI Symbol" w:eastAsia="Times New Roman" w:hAnsi="Segoe UI Symbol" w:cs="Segoe UI Symbol"/>
-          <w:b/>
           <w:bCs/>
           <w:color w:val="222222"/>
           <w:lang w:eastAsia="en-IN"/>
@@ -976,7 +961,6 @@
       <w:r>
         <w:rPr>
           <w:rFonts w:ascii="Arial" w:eastAsia="Times New Roman" w:hAnsi="Arial" w:cs="Arial"/>
-          <w:b/>
           <w:bCs/>
           <w:color w:val="222222"/>
           <w:lang w:eastAsia="en-IN"/>
@@ -1016,7 +1000,6 @@
       <w:r>
         <w:rPr>
           <w:rFonts w:ascii="Arial" w:eastAsia="Times New Roman" w:hAnsi="Arial" w:cs="Arial"/>
-          <w:b/>
           <w:bCs/>
           <w:color w:val="222222"/>
           <w:lang w:eastAsia="en-IN"/>
@@ -1047,7 +1030,7 @@
           <w:lang w:eastAsia="en-IN"/>
         </w:rPr>
         <w:pict w14:anchorId="6509003F">
-          <v:rect id="_x0000_i1036" style="width:0;height:1.5pt" o:hralign="center" o:hrstd="t" o:hr="t" fillcolor="#a0a0a0" stroked="f"/>
+          <v:rect id="_x0000_i1035" style="width:0;height:1.5pt" o:hralign="center" o:hrstd="t" o:hr="t" fillcolor="#a0a0a0" stroked="f"/>
         </w:pict>
       </w:r>
       <w:r>
@@ -1080,7 +1063,17 @@
           <w:color w:val="222222"/>
           <w:lang w:eastAsia="en-IN"/>
         </w:rPr>
-        <w:t xml:space="preserve">4 Nights hotel accommodation + 1 Night cruise </w:t>
+        <w:t>4 Nights hotel accommodation + 1 Night cru</w:t>
+      </w:r>
+      <w:bookmarkStart w:id="0" w:name="_GoBack"/>
+      <w:bookmarkEnd w:id="0"/>
+      <w:r>
+        <w:rPr>
+          <w:rFonts w:ascii="Arial" w:eastAsia="Times New Roman" w:hAnsi="Arial" w:cs="Arial"/>
+          <w:color w:val="222222"/>
+          <w:lang w:eastAsia="en-IN"/>
+        </w:rPr>
+        <w:t xml:space="preserve">ise </w:t>
       </w:r>
     </w:p>
     <w:p>
@@ -1252,7 +1245,7 @@
           <w:lang w:eastAsia="en-IN"/>
         </w:rPr>
         <w:pict w14:anchorId="255B5B10">
-          <v:rect id="_x0000_i1037" style="width:0;height:1.5pt" o:hralign="center" o:hrstd="t" o:hr="t" fillcolor="#a0a0a0" stroked="f"/>
+          <v:rect id="_x0000_i1036" style="width:0;height:1.5pt" o:hralign="center" o:hrstd="t" o:hr="t" fillcolor="#a0a0a0" stroked="f"/>
         </w:pict>
       </w:r>
       <w:r>
@@ -1391,7 +1384,7 @@
           <w:lang w:eastAsia="en-IN"/>
         </w:rPr>
         <w:pict w14:anchorId="3CC1370D">
-          <v:rect id="_x0000_i1035" style="width:0;height:1.5pt" o:hralign="center" o:hrstd="t" o:hr="t" fillcolor="#a0a0a0" stroked="f"/>
+          <v:rect id="_x0000_i1037" style="width:0;height:1.5pt" o:hralign="center" o:hrstd="t" o:hr="t" fillcolor="#a0a0a0" stroked="f"/>
         </w:pict>
       </w:r>
       <w:proofErr w:type="gramStart"/>
@@ -1453,7 +1446,7 @@
 </file>
 
 <file path=word/endnotes.xml><?xml version="1.0" encoding="utf-8"?>
-<w:endnotes xmlns:wpc="http://schemas.microsoft.com/office/word/2010/wordprocessingCanvas" xmlns:mc="http://schemas.openxmlformats.org/markup-compatibility/2006" xmlns:o="urn:schemas-microsoft-com:office:office" xmlns:r="http://schemas.openxmlformats.org/officeDocument/2006/relationships" xmlns:m="http://schemas.openxmlformats.org/officeDocument/2006/math" xmlns:v="urn:schemas-microsoft-com:vml" xmlns:wp14="http://schemas.microsoft.com/office/word/2010/wordprocessingDrawing" xmlns:wp="http://schemas.openxmlformats.org/drawingml/2006/wordprocessingDrawing" xmlns:w10="urn:schemas-microsoft-com:office:word" xmlns:w="http://schemas.openxmlformats.org/wordprocessingml/2006/main" xmlns:w14="http://schemas.microsoft.com/office/word/2010/wordml" xmlns:w15="http://schemas.microsoft.com/office/word/2012/wordml" xmlns:wpg="http://schemas.microsoft.com/office/word/2010/wordprocessingGroup" xmlns:wpi="http://schemas.microsoft.com/office/word/2010/wordprocessingInk" xmlns:wne="http://schemas.microsoft.com/office/word/2006/wordml" xmlns:wps="http://schemas.microsoft.com/office/word/2010/wordprocessingShape" mc:Ignorable="w14 w15 wp14">
+<w:endnotes xmlns:wpc="http://schemas.microsoft.com/office/word/2010/wordprocessingCanvas" xmlns:cx="http://schemas.microsoft.com/office/drawing/2014/chartex" xmlns:cx1="http://schemas.microsoft.com/office/drawing/2015/9/8/chartex" xmlns:cx2="http://schemas.microsoft.com/office/drawing/2015/10/21/chartex" xmlns:cx3="http://schemas.microsoft.com/office/drawing/2016/5/9/chartex" xmlns:cx4="http://schemas.microsoft.com/office/drawing/2016/5/10/chartex" xmlns:cx5="http://schemas.microsoft.com/office/drawing/2016/5/11/chartex" xmlns:cx6="http://schemas.microsoft.com/office/drawing/2016/5/12/chartex" xmlns:cx7="http://schemas.microsoft.com/office/drawing/2016/5/13/chartex" xmlns:cx8="http://schemas.microsoft.com/office/drawing/2016/5/14/chartex" xmlns:mc="http://schemas.openxmlformats.org/markup-compatibility/2006" xmlns:aink="http://schemas.microsoft.com/office/drawing/2016/ink" xmlns:am3d="http://schemas.microsoft.com/office/drawing/2017/model3d" xmlns:o="urn:schemas-microsoft-com:office:office" xmlns:r="http://schemas.openxmlformats.org/officeDocument/2006/relationships" xmlns:m="http://schemas.openxmlformats.org/officeDocument/2006/math" xmlns:v="urn:schemas-microsoft-com:vml" xmlns:wp14="http://schemas.microsoft.com/office/word/2010/wordprocessingDrawing" xmlns:wp="http://schemas.openxmlformats.org/drawingml/2006/wordprocessingDrawing" xmlns:w10="urn:schemas-microsoft-com:office:word" xmlns:w="http://schemas.openxmlformats.org/wordprocessingml/2006/main" xmlns:w14="http://schemas.microsoft.com/office/word/2010/wordml" xmlns:w15="http://schemas.microsoft.com/office/word/2012/wordml" xmlns:w16cid="http://schemas.microsoft.com/office/word/2016/wordml/cid" xmlns:w16se="http://schemas.microsoft.com/office/word/2015/wordml/symex" xmlns:wpg="http://schemas.microsoft.com/office/word/2010/wordprocessingGroup" xmlns:wpi="http://schemas.microsoft.com/office/word/2010/wordprocessingInk" xmlns:wne="http://schemas.microsoft.com/office/word/2006/wordml" xmlns:wps="http://schemas.microsoft.com/office/word/2010/wordprocessingShape" mc:Ignorable="w14 w15 w16se w16cid wp14">
   <w:endnote w:type="separator" w:id="-1">
     <w:p>
       <w:pPr>
@@ -1478,7 +1471,7 @@
 </file>
 
 <file path=word/footer1.xml><?xml version="1.0" encoding="utf-8"?>
-<w:ftr xmlns:wpc="http://schemas.microsoft.com/office/word/2010/wordprocessingCanvas" xmlns:mc="http://schemas.openxmlformats.org/markup-compatibility/2006" xmlns:o="urn:schemas-microsoft-com:office:office" xmlns:r="http://schemas.openxmlformats.org/officeDocument/2006/relationships" xmlns:m="http://schemas.openxmlformats.org/officeDocument/2006/math" xmlns:v="urn:schemas-microsoft-com:vml" xmlns:wp14="http://schemas.microsoft.com/office/word/2010/wordprocessingDrawing" xmlns:wp="http://schemas.openxmlformats.org/drawingml/2006/wordprocessingDrawing" xmlns:w10="urn:schemas-microsoft-com:office:word" xmlns:w="http://schemas.openxmlformats.org/wordprocessingml/2006/main" xmlns:w14="http://schemas.microsoft.com/office/word/2010/wordml" xmlns:w15="http://schemas.microsoft.com/office/word/2012/wordml" xmlns:wpg="http://schemas.microsoft.com/office/word/2010/wordprocessingGroup" xmlns:wpi="http://schemas.microsoft.com/office/word/2010/wordprocessingInk" xmlns:wne="http://schemas.microsoft.com/office/word/2006/wordml" xmlns:wps="http://schemas.microsoft.com/office/word/2010/wordprocessingShape" mc:Ignorable="w14 w15 wp14">
+<w:ftr xmlns:wpc="http://schemas.microsoft.com/office/word/2010/wordprocessingCanvas" xmlns:cx="http://schemas.microsoft.com/office/drawing/2014/chartex" xmlns:cx1="http://schemas.microsoft.com/office/drawing/2015/9/8/chartex" xmlns:cx2="http://schemas.microsoft.com/office/drawing/2015/10/21/chartex" xmlns:cx3="http://schemas.microsoft.com/office/drawing/2016/5/9/chartex" xmlns:cx4="http://schemas.microsoft.com/office/drawing/2016/5/10/chartex" xmlns:cx5="http://schemas.microsoft.com/office/drawing/2016/5/11/chartex" xmlns:cx6="http://schemas.microsoft.com/office/drawing/2016/5/12/chartex" xmlns:cx7="http://schemas.microsoft.com/office/drawing/2016/5/13/chartex" xmlns:cx8="http://schemas.microsoft.com/office/drawing/2016/5/14/chartex" xmlns:mc="http://schemas.openxmlformats.org/markup-compatibility/2006" xmlns:aink="http://schemas.microsoft.com/office/drawing/2016/ink" xmlns:am3d="http://schemas.microsoft.com/office/drawing/2017/model3d" xmlns:o="urn:schemas-microsoft-com:office:office" xmlns:r="http://schemas.openxmlformats.org/officeDocument/2006/relationships" xmlns:m="http://schemas.openxmlformats.org/officeDocument/2006/math" xmlns:v="urn:schemas-microsoft-com:vml" xmlns:wp14="http://schemas.microsoft.com/office/word/2010/wordprocessingDrawing" xmlns:wp="http://schemas.openxmlformats.org/drawingml/2006/wordprocessingDrawing" xmlns:w10="urn:schemas-microsoft-com:office:word" xmlns:w="http://schemas.openxmlformats.org/wordprocessingml/2006/main" xmlns:w14="http://schemas.microsoft.com/office/word/2010/wordml" xmlns:w15="http://schemas.microsoft.com/office/word/2012/wordml" xmlns:w16cid="http://schemas.microsoft.com/office/word/2016/wordml/cid" xmlns:w16se="http://schemas.microsoft.com/office/word/2015/wordml/symex" xmlns:wpg="http://schemas.microsoft.com/office/word/2010/wordprocessingGroup" xmlns:wpi="http://schemas.microsoft.com/office/word/2010/wordprocessingInk" xmlns:wne="http://schemas.microsoft.com/office/word/2006/wordml" xmlns:wps="http://schemas.microsoft.com/office/word/2010/wordprocessingShape" mc:Ignorable="w14 w15 w16se w16cid wp14">
   <w:p>
     <w:pPr>
       <w:pStyle w:val="BodyText"/>
@@ -1756,7 +1749,7 @@
 </file>
 
 <file path=word/footnotes.xml><?xml version="1.0" encoding="utf-8"?>
-<w:footnotes xmlns:wpc="http://schemas.microsoft.com/office/word/2010/wordprocessingCanvas" xmlns:mc="http://schemas.openxmlformats.org/markup-compatibility/2006" xmlns:o="urn:schemas-microsoft-com:office:office" xmlns:r="http://schemas.openxmlformats.org/officeDocument/2006/relationships" xmlns:m="http://schemas.openxmlformats.org/officeDocument/2006/math" xmlns:v="urn:schemas-microsoft-com:vml" xmlns:wp14="http://schemas.microsoft.com/office/word/2010/wordprocessingDrawing" xmlns:wp="http://schemas.openxmlformats.org/drawingml/2006/wordprocessingDrawing" xmlns:w10="urn:schemas-microsoft-com:office:word" xmlns:w="http://schemas.openxmlformats.org/wordprocessingml/2006/main" xmlns:w14="http://schemas.microsoft.com/office/word/2010/wordml" xmlns:w15="http://schemas.microsoft.com/office/word/2012/wordml" xmlns:wpg="http://schemas.microsoft.com/office/word/2010/wordprocessingGroup" xmlns:wpi="http://schemas.microsoft.com/office/word/2010/wordprocessingInk" xmlns:wne="http://schemas.microsoft.com/office/word/2006/wordml" xmlns:wps="http://schemas.microsoft.com/office/word/2010/wordprocessingShape" mc:Ignorable="w14 w15 wp14">
+<w:footnotes xmlns:wpc="http://schemas.microsoft.com/office/word/2010/wordprocessingCanvas" xmlns:cx="http://schemas.microsoft.com/office/drawing/2014/chartex" xmlns:cx1="http://schemas.microsoft.com/office/drawing/2015/9/8/chartex" xmlns:cx2="http://schemas.microsoft.com/office/drawing/2015/10/21/chartex" xmlns:cx3="http://schemas.microsoft.com/office/drawing/2016/5/9/chartex" xmlns:cx4="http://schemas.microsoft.com/office/drawing/2016/5/10/chartex" xmlns:cx5="http://schemas.microsoft.com/office/drawing/2016/5/11/chartex" xmlns:cx6="http://schemas.microsoft.com/office/drawing/2016/5/12/chartex" xmlns:cx7="http://schemas.microsoft.com/office/drawing/2016/5/13/chartex" xmlns:cx8="http://schemas.microsoft.com/office/drawing/2016/5/14/chartex" xmlns:mc="http://schemas.openxmlformats.org/markup-compatibility/2006" xmlns:aink="http://schemas.microsoft.com/office/drawing/2016/ink" xmlns:am3d="http://schemas.microsoft.com/office/drawing/2017/model3d" xmlns:o="urn:schemas-microsoft-com:office:office" xmlns:r="http://schemas.openxmlformats.org/officeDocument/2006/relationships" xmlns:m="http://schemas.openxmlformats.org/officeDocument/2006/math" xmlns:v="urn:schemas-microsoft-com:vml" xmlns:wp14="http://schemas.microsoft.com/office/word/2010/wordprocessingDrawing" xmlns:wp="http://schemas.openxmlformats.org/drawingml/2006/wordprocessingDrawing" xmlns:w10="urn:schemas-microsoft-com:office:word" xmlns:w="http://schemas.openxmlformats.org/wordprocessingml/2006/main" xmlns:w14="http://schemas.microsoft.com/office/word/2010/wordml" xmlns:w15="http://schemas.microsoft.com/office/word/2012/wordml" xmlns:w16cid="http://schemas.microsoft.com/office/word/2016/wordml/cid" xmlns:w16se="http://schemas.microsoft.com/office/word/2015/wordml/symex" xmlns:wpg="http://schemas.microsoft.com/office/word/2010/wordprocessingGroup" xmlns:wpi="http://schemas.microsoft.com/office/word/2010/wordprocessingInk" xmlns:wne="http://schemas.microsoft.com/office/word/2006/wordml" xmlns:wps="http://schemas.microsoft.com/office/word/2010/wordprocessingShape" mc:Ignorable="w14 w15 w16se w16cid wp14">
   <w:footnote w:type="separator" w:id="-1">
     <w:p>
       <w:pPr>
@@ -1781,7 +1774,7 @@
 </file>
 
 <file path=word/header1.xml><?xml version="1.0" encoding="utf-8"?>
-<w:hdr xmlns:wpc="http://schemas.microsoft.com/office/word/2010/wordprocessingCanvas" xmlns:mc="http://schemas.openxmlformats.org/markup-compatibility/2006" xmlns:o="urn:schemas-microsoft-com:office:office" xmlns:r="http://schemas.openxmlformats.org/officeDocument/2006/relationships" xmlns:m="http://schemas.openxmlformats.org/officeDocument/2006/math" xmlns:v="urn:schemas-microsoft-com:vml" xmlns:wp14="http://schemas.microsoft.com/office/word/2010/wordprocessingDrawing" xmlns:wp="http://schemas.openxmlformats.org/drawingml/2006/wordprocessingDrawing" xmlns:w10="urn:schemas-microsoft-com:office:word" xmlns:w="http://schemas.openxmlformats.org/wordprocessingml/2006/main" xmlns:w14="http://schemas.microsoft.com/office/word/2010/wordml" xmlns:w15="http://schemas.microsoft.com/office/word/2012/wordml" xmlns:wpg="http://schemas.microsoft.com/office/word/2010/wordprocessingGroup" xmlns:wpi="http://schemas.microsoft.com/office/word/2010/wordprocessingInk" xmlns:wne="http://schemas.microsoft.com/office/word/2006/wordml" xmlns:wps="http://schemas.microsoft.com/office/word/2010/wordprocessingShape" mc:Ignorable="w14 w15 wp14">
+<w:hdr xmlns:wpc="http://schemas.microsoft.com/office/word/2010/wordprocessingCanvas" xmlns:cx="http://schemas.microsoft.com/office/drawing/2014/chartex" xmlns:cx1="http://schemas.microsoft.com/office/drawing/2015/9/8/chartex" xmlns:cx2="http://schemas.microsoft.com/office/drawing/2015/10/21/chartex" xmlns:cx3="http://schemas.microsoft.com/office/drawing/2016/5/9/chartex" xmlns:cx4="http://schemas.microsoft.com/office/drawing/2016/5/10/chartex" xmlns:cx5="http://schemas.microsoft.com/office/drawing/2016/5/11/chartex" xmlns:cx6="http://schemas.microsoft.com/office/drawing/2016/5/12/chartex" xmlns:cx7="http://schemas.microsoft.com/office/drawing/2016/5/13/chartex" xmlns:cx8="http://schemas.microsoft.com/office/drawing/2016/5/14/chartex" xmlns:mc="http://schemas.openxmlformats.org/markup-compatibility/2006" xmlns:aink="http://schemas.microsoft.com/office/drawing/2016/ink" xmlns:am3d="http://schemas.microsoft.com/office/drawing/2017/model3d" xmlns:o="urn:schemas-microsoft-com:office:office" xmlns:r="http://schemas.openxmlformats.org/officeDocument/2006/relationships" xmlns:m="http://schemas.openxmlformats.org/officeDocument/2006/math" xmlns:v="urn:schemas-microsoft-com:vml" xmlns:wp14="http://schemas.microsoft.com/office/word/2010/wordprocessingDrawing" xmlns:wp="http://schemas.openxmlformats.org/drawingml/2006/wordprocessingDrawing" xmlns:w10="urn:schemas-microsoft-com:office:word" xmlns:w="http://schemas.openxmlformats.org/wordprocessingml/2006/main" xmlns:w14="http://schemas.microsoft.com/office/word/2010/wordml" xmlns:w15="http://schemas.microsoft.com/office/word/2012/wordml" xmlns:w16cid="http://schemas.microsoft.com/office/word/2016/wordml/cid" xmlns:w16se="http://schemas.microsoft.com/office/word/2015/wordml/symex" xmlns:wpg="http://schemas.microsoft.com/office/word/2010/wordprocessingGroup" xmlns:wpi="http://schemas.microsoft.com/office/word/2010/wordprocessingInk" xmlns:wne="http://schemas.microsoft.com/office/word/2006/wordml" xmlns:wps="http://schemas.microsoft.com/office/word/2010/wordprocessingShape" mc:Ignorable="w14 w15 w16se w16cid wp14">
   <w:p>
     <w:pPr>
       <w:pStyle w:val="Header"/>
@@ -1848,8 +1841,8 @@
 </file>
 
 <file path=word/numbering.xml><?xml version="1.0" encoding="utf-8"?>
-<w:numbering xmlns:wpc="http://schemas.microsoft.com/office/word/2010/wordprocessingCanvas" xmlns:mc="http://schemas.openxmlformats.org/markup-compatibility/2006" xmlns:o="urn:schemas-microsoft-com:office:office" xmlns:r="http://schemas.openxmlformats.org/officeDocument/2006/relationships" xmlns:m="http://schemas.openxmlformats.org/officeDocument/2006/math" xmlns:v="urn:schemas-microsoft-com:vml" xmlns:wp14="http://schemas.microsoft.com/office/word/2010/wordprocessingDrawing" xmlns:wp="http://schemas.openxmlformats.org/drawingml/2006/wordprocessingDrawing" xmlns:w10="urn:schemas-microsoft-com:office:word" xmlns:w="http://schemas.openxmlformats.org/wordprocessingml/2006/main" xmlns:w14="http://schemas.microsoft.com/office/word/2010/wordml" xmlns:w15="http://schemas.microsoft.com/office/word/2012/wordml" xmlns:wpg="http://schemas.microsoft.com/office/word/2010/wordprocessingGroup" xmlns:wpi="http://schemas.microsoft.com/office/word/2010/wordprocessingInk" xmlns:wne="http://schemas.microsoft.com/office/word/2006/wordml" xmlns:wps="http://schemas.microsoft.com/office/word/2010/wordprocessingShape" mc:Ignorable="w14 w15 wp14">
-  <w:abstractNum w:abstractNumId="0">
+<w:numbering xmlns:wpc="http://schemas.microsoft.com/office/word/2010/wordprocessingCanvas" xmlns:cx="http://schemas.microsoft.com/office/drawing/2014/chartex" xmlns:cx1="http://schemas.microsoft.com/office/drawing/2015/9/8/chartex" xmlns:cx2="http://schemas.microsoft.com/office/drawing/2015/10/21/chartex" xmlns:cx3="http://schemas.microsoft.com/office/drawing/2016/5/9/chartex" xmlns:cx4="http://schemas.microsoft.com/office/drawing/2016/5/10/chartex" xmlns:cx5="http://schemas.microsoft.com/office/drawing/2016/5/11/chartex" xmlns:cx6="http://schemas.microsoft.com/office/drawing/2016/5/12/chartex" xmlns:cx7="http://schemas.microsoft.com/office/drawing/2016/5/13/chartex" xmlns:cx8="http://schemas.microsoft.com/office/drawing/2016/5/14/chartex" xmlns:mc="http://schemas.openxmlformats.org/markup-compatibility/2006" xmlns:aink="http://schemas.microsoft.com/office/drawing/2016/ink" xmlns:am3d="http://schemas.microsoft.com/office/drawing/2017/model3d" xmlns:o="urn:schemas-microsoft-com:office:office" xmlns:r="http://schemas.openxmlformats.org/officeDocument/2006/relationships" xmlns:m="http://schemas.openxmlformats.org/officeDocument/2006/math" xmlns:v="urn:schemas-microsoft-com:vml" xmlns:wp14="http://schemas.microsoft.com/office/word/2010/wordprocessingDrawing" xmlns:wp="http://schemas.openxmlformats.org/drawingml/2006/wordprocessingDrawing" xmlns:w10="urn:schemas-microsoft-com:office:word" xmlns:w="http://schemas.openxmlformats.org/wordprocessingml/2006/main" xmlns:w14="http://schemas.microsoft.com/office/word/2010/wordml" xmlns:w15="http://schemas.microsoft.com/office/word/2012/wordml" xmlns:w16cid="http://schemas.microsoft.com/office/word/2016/wordml/cid" xmlns:w16se="http://schemas.microsoft.com/office/word/2015/wordml/symex" xmlns:wpg="http://schemas.microsoft.com/office/word/2010/wordprocessingGroup" xmlns:wpi="http://schemas.microsoft.com/office/word/2010/wordprocessingInk" xmlns:wne="http://schemas.microsoft.com/office/word/2006/wordml" xmlns:wps="http://schemas.microsoft.com/office/word/2010/wordprocessingShape" mc:Ignorable="w14 w15 w16se w16cid wp14">
+  <w:abstractNum w:abstractNumId="0" w15:restartNumberingAfterBreak="0">
     <w:nsid w:val="0B294560"/>
     <w:multiLevelType w:val="hybridMultilevel"/>
     <w:tmpl w:val="E648F734"/>
@@ -1961,7 +1954,7 @@
       </w:rPr>
     </w:lvl>
   </w:abstractNum>
-  <w:abstractNum w:abstractNumId="1">
+  <w:abstractNum w:abstractNumId="1" w15:restartNumberingAfterBreak="0">
     <w:nsid w:val="0D302278"/>
     <w:multiLevelType w:val="multilevel"/>
     <w:tmpl w:val="1B1076B8"/>
@@ -2110,7 +2103,7 @@
       </w:rPr>
     </w:lvl>
   </w:abstractNum>
-  <w:abstractNum w:abstractNumId="2">
+  <w:abstractNum w:abstractNumId="2" w15:restartNumberingAfterBreak="0">
     <w:nsid w:val="17525EDE"/>
     <w:multiLevelType w:val="multilevel"/>
     <w:tmpl w:val="7B90E392"/>
@@ -2259,7 +2252,7 @@
       </w:rPr>
     </w:lvl>
   </w:abstractNum>
-  <w:abstractNum w:abstractNumId="3">
+  <w:abstractNum w:abstractNumId="3" w15:restartNumberingAfterBreak="0">
     <w:nsid w:val="208D751B"/>
     <w:multiLevelType w:val="hybridMultilevel"/>
     <w:tmpl w:val="117AEF28"/>
@@ -2348,7 +2341,7 @@
       </w:pPr>
     </w:lvl>
   </w:abstractNum>
-  <w:abstractNum w:abstractNumId="4">
+  <w:abstractNum w:abstractNumId="4" w15:restartNumberingAfterBreak="0">
     <w:nsid w:val="216F6874"/>
     <w:multiLevelType w:val="multilevel"/>
     <w:tmpl w:val="13B437B6"/>
@@ -2497,7 +2490,7 @@
       </w:rPr>
     </w:lvl>
   </w:abstractNum>
-  <w:abstractNum w:abstractNumId="5">
+  <w:abstractNum w:abstractNumId="5" w15:restartNumberingAfterBreak="0">
     <w:nsid w:val="24E068E2"/>
     <w:multiLevelType w:val="multilevel"/>
     <w:tmpl w:val="F048C080"/>
@@ -2646,7 +2639,7 @@
       </w:rPr>
     </w:lvl>
   </w:abstractNum>
-  <w:abstractNum w:abstractNumId="6">
+  <w:abstractNum w:abstractNumId="6" w15:restartNumberingAfterBreak="0">
     <w:nsid w:val="4C2F5BE1"/>
     <w:multiLevelType w:val="multilevel"/>
     <w:tmpl w:val="362E12C6"/>
@@ -2795,7 +2788,7 @@
       </w:rPr>
     </w:lvl>
   </w:abstractNum>
-  <w:abstractNum w:abstractNumId="7">
+  <w:abstractNum w:abstractNumId="7" w15:restartNumberingAfterBreak="0">
     <w:nsid w:val="4E816B5A"/>
     <w:multiLevelType w:val="multilevel"/>
     <w:tmpl w:val="33DE2578"/>
@@ -2944,7 +2937,7 @@
       </w:rPr>
     </w:lvl>
   </w:abstractNum>
-  <w:abstractNum w:abstractNumId="8">
+  <w:abstractNum w:abstractNumId="8" w15:restartNumberingAfterBreak="0">
     <w:nsid w:val="52222B9C"/>
     <w:multiLevelType w:val="multilevel"/>
     <w:tmpl w:val="859C5216"/>
@@ -3093,7 +3086,7 @@
       </w:rPr>
     </w:lvl>
   </w:abstractNum>
-  <w:abstractNum w:abstractNumId="9">
+  <w:abstractNum w:abstractNumId="9" w15:restartNumberingAfterBreak="0">
     <w:nsid w:val="55183C78"/>
     <w:multiLevelType w:val="hybridMultilevel"/>
     <w:tmpl w:val="16AE5040"/>
@@ -3206,7 +3199,7 @@
       </w:rPr>
     </w:lvl>
   </w:abstractNum>
-  <w:abstractNum w:abstractNumId="10">
+  <w:abstractNum w:abstractNumId="10" w15:restartNumberingAfterBreak="0">
     <w:nsid w:val="78662D81"/>
     <w:multiLevelType w:val="hybridMultilevel"/>
     <w:tmpl w:val="AE22C106"/>
@@ -3356,7 +3349,7 @@
 </file>
 
 <file path=word/styles.xml><?xml version="1.0" encoding="utf-8"?>
-<w:styles xmlns:mc="http://schemas.openxmlformats.org/markup-compatibility/2006" xmlns:r="http://schemas.openxmlformats.org/officeDocument/2006/relationships" xmlns:w="http://schemas.openxmlformats.org/wordprocessingml/2006/main" xmlns:w14="http://schemas.microsoft.com/office/word/2010/wordml" xmlns:w15="http://schemas.microsoft.com/office/word/2012/wordml" mc:Ignorable="w14 w15">
+<w:styles xmlns:mc="http://schemas.openxmlformats.org/markup-compatibility/2006" xmlns:r="http://schemas.openxmlformats.org/officeDocument/2006/relationships" xmlns:w="http://schemas.openxmlformats.org/wordprocessingml/2006/main" xmlns:w14="http://schemas.microsoft.com/office/word/2010/wordml" xmlns:w15="http://schemas.microsoft.com/office/word/2012/wordml" xmlns:w16cid="http://schemas.microsoft.com/office/word/2016/wordml/cid" xmlns:w16se="http://schemas.microsoft.com/office/word/2015/wordml/symex" mc:Ignorable="w14 w15 w16se w16cid">
   <w:docDefaults>
     <w:rPrDefault>
       <w:rPr>
@@ -3372,7 +3365,7 @@
       </w:pPr>
     </w:pPrDefault>
   </w:docDefaults>
-  <w:latentStyles w:defLockedState="0" w:defUIPriority="99" w:defSemiHidden="0" w:defUnhideWhenUsed="0" w:defQFormat="0" w:count="371">
+  <w:latentStyles w:defLockedState="0" w:defUIPriority="99" w:defSemiHidden="0" w:defUnhideWhenUsed="0" w:defQFormat="0" w:count="375">
     <w:lsdException w:name="Normal" w:uiPriority="0" w:qFormat="1"/>
     <w:lsdException w:name="heading 1" w:uiPriority="9" w:qFormat="1"/>
     <w:lsdException w:name="heading 2" w:semiHidden="1" w:uiPriority="9" w:unhideWhenUsed="1" w:qFormat="1"/>
@@ -3478,7 +3471,6 @@
     <w:lsdException w:name="HTML Sample" w:semiHidden="1" w:unhideWhenUsed="1"/>
     <w:lsdException w:name="HTML Typewriter" w:semiHidden="1" w:unhideWhenUsed="1"/>
     <w:lsdException w:name="HTML Variable" w:semiHidden="1" w:unhideWhenUsed="1"/>
-    <w:lsdException w:name="Normal Table" w:semiHidden="1" w:unhideWhenUsed="1"/>
     <w:lsdException w:name="annotation subject" w:semiHidden="1" w:unhideWhenUsed="1"/>
     <w:lsdException w:name="No List" w:semiHidden="1" w:unhideWhenUsed="1"/>
     <w:lsdException w:name="Outline List 1" w:semiHidden="1" w:unhideWhenUsed="1"/>
@@ -3522,10 +3514,8 @@
     <w:lsdException w:name="Table Elegant" w:semiHidden="1" w:unhideWhenUsed="1"/>
     <w:lsdException w:name="Table Professional" w:semiHidden="1" w:unhideWhenUsed="1"/>
     <w:lsdException w:name="Table Subtle 1" w:semiHidden="1" w:unhideWhenUsed="1"/>
-    <w:lsdException w:name="Table Subtle 2" w:semiHidden="1" w:unhideWhenUsed="1"/>
     <w:lsdException w:name="Table Web 1" w:semiHidden="1" w:unhideWhenUsed="1"/>
     <w:lsdException w:name="Table Web 2" w:semiHidden="1" w:unhideWhenUsed="1"/>
-    <w:lsdException w:name="Table Web 3" w:semiHidden="1" w:unhideWhenUsed="1"/>
     <w:lsdException w:name="Balloon Text" w:semiHidden="1" w:unhideWhenUsed="1"/>
     <w:lsdException w:name="Table Grid" w:uiPriority="39"/>
     <w:lsdException w:name="Table Theme" w:semiHidden="1" w:unhideWhenUsed="1"/>
@@ -3744,6 +3734,10 @@
     <w:lsdException w:name="List Table 5 Dark Accent 6" w:uiPriority="50"/>
     <w:lsdException w:name="List Table 6 Colorful Accent 6" w:uiPriority="51"/>
     <w:lsdException w:name="List Table 7 Colorful Accent 6" w:uiPriority="52"/>
+    <w:lsdException w:name="Mention" w:semiHidden="1" w:unhideWhenUsed="1"/>
+    <w:lsdException w:name="Smart Hyperlink" w:semiHidden="1" w:unhideWhenUsed="1"/>
+    <w:lsdException w:name="Hashtag" w:semiHidden="1" w:unhideWhenUsed="1"/>
+    <w:lsdException w:name="Unresolved Mention" w:semiHidden="1" w:unhideWhenUsed="1"/>
   </w:latentStyles>
   <w:style w:type="paragraph" w:default="1" w:styleId="Normal">
     <w:name w:val="Normal"/>
@@ -3813,7 +3807,6 @@
       <w:spacing w:after="0" w:line="240" w:lineRule="auto"/>
     </w:pPr>
     <w:tblPr>
-      <w:tblInd w:w="0" w:type="dxa"/>
       <w:tblBorders>
         <w:top w:val="single" w:sz="4" w:space="0" w:color="auto"/>
         <w:left w:val="single" w:sz="4" w:space="0" w:color="auto"/>
@@ -3822,12 +3815,6 @@
         <w:insideH w:val="single" w:sz="4" w:space="0" w:color="auto"/>
         <w:insideV w:val="single" w:sz="4" w:space="0" w:color="auto"/>
       </w:tblBorders>
-      <w:tblCellMar>
-        <w:top w:w="0" w:type="dxa"/>
-        <w:left w:w="108" w:type="dxa"/>
-        <w:bottom w:w="0" w:type="dxa"/>
-        <w:right w:w="108" w:type="dxa"/>
-      </w:tblCellMar>
     </w:tblPr>
   </w:style>
   <w:style w:type="paragraph" w:styleId="ListParagraph">
